--- a/Earthdatasain.docx
+++ b/Earthdatasain.docx
@@ -365,7 +365,7 @@
         <w:rPr>
           <w:rStyle w:val="VerbatimChar"/>
         </w:rPr>
-        <w:t xml:space="preserve">Topik-topik ini menjadi dasar untuk pemantauan, pemodelan, dan pengambilan keputusan dalam berbagai sektor, termasuk:</w:t>
+        <w:t xml:space="preserve">Topik-topik ini menjadi dasar untuk pemantauan, pemodelan, dan pengambilan keputusan dalam berbagai sektor, termasuk:[@knuth84]</w:t>
       </w:r>
       <w:r>
         <w:br/>
@@ -2052,6 +2052,36 @@
           <w:rStyle w:val="VerbatimChar"/>
         </w:rPr>
         <w:t xml:space="preserve">---</w:t>
+      </w:r>
+      <w:r>
+        <w:br/>
+      </w:r>
+      <w:r>
+        <w:rPr>
+          <w:rStyle w:val="VerbatimChar"/>
+        </w:rPr>
+        <w:t xml:space="preserve">### References</w:t>
+      </w:r>
+      <w:r>
+        <w:br/>
+      </w:r>
+      <w:r>
+        <w:br/>
+      </w:r>
+      <w:r>
+        <w:rPr>
+          <w:rStyle w:val="VerbatimChar"/>
+        </w:rPr>
+        <w:t xml:space="preserve">::: {#refs}</w:t>
+      </w:r>
+      <w:r>
+        <w:br/>
+      </w:r>
+      <w:r>
+        <w:rPr>
+          <w:rStyle w:val="VerbatimChar"/>
+        </w:rPr>
+        <w:t xml:space="preserve">:::</w:t>
       </w:r>
       <w:r>
         <w:br/>

--- a/Earthdatasain.docx
+++ b/Earthdatasain.docx
@@ -39565,6 +39565,16 @@
       </w:r>
     </w:p>
     <w:bookmarkEnd w:id="221"/>
+    <w:bookmarkStart w:id="222" w:name="matrix-algebra"/>
+    <w:p>
+      <w:pPr>
+        <w:pStyle w:val="Heading1"/>
+      </w:pPr>
+      <w:r>
+        <w:t xml:space="preserve">18. Matrix Algebra</w:t>
+      </w:r>
+    </w:p>
+    <w:bookmarkEnd w:id="222"/>
     <w:sectPr>
       <w:footerReference r:id="rId9" w:type="default"/>
       <w:pgSz w:code="1" w:h="13041" w:w="8505"/>

--- a/Earthdatasain.docx
+++ b/Earthdatasain.docx
@@ -39565,13 +39565,170 @@
       </w:r>
     </w:p>
     <w:bookmarkEnd w:id="221"/>
-    <w:bookmarkStart w:id="222" w:name="matrix-algebra"/>
+    <w:bookmarkStart w:id="222" w:name="struktur-organisasi"/>
     <w:p>
       <w:pPr>
         <w:pStyle w:val="Heading1"/>
       </w:pPr>
       <w:r>
-        <w:t xml:space="preserve">18. Matrix Algebra</w:t>
+        <w:t xml:space="preserve">18. Struktur Organisasi</w:t>
+      </w:r>
+    </w:p>
+    <w:p>
+      <w:pPr>
+        <w:pStyle w:val="FirstParagraph"/>
+      </w:pPr>
+      <w:r>
+        <w:t xml:space="preserve">Berikut adalah bagan struktur organisasi:</w:t>
+      </w:r>
+    </w:p>
+    <w:p>
+      <w:pPr>
+        <w:pStyle w:val="SourceCode"/>
+      </w:pPr>
+      <w:r>
+        <w:rPr>
+          <w:rStyle w:val="VerbatimChar"/>
+        </w:rPr>
+        <w:t xml:space="preserve">&lt;svg class="line-svg"&gt;</w:t>
+      </w:r>
+      <w:r>
+        <w:br/>
+      </w:r>
+      <w:r>
+        <w:rPr>
+          <w:rStyle w:val="VerbatimChar"/>
+        </w:rPr>
+        <w:t xml:space="preserve">    &lt;defs&gt;</w:t>
+      </w:r>
+      <w:r>
+        <w:br/>
+      </w:r>
+      <w:r>
+        <w:rPr>
+          <w:rStyle w:val="VerbatimChar"/>
+        </w:rPr>
+        <w:t xml:space="preserve">        &lt;marker id="arrow" viewBox="0 0 10 10" refX="5" refY="5" markerWidth="6" markerHeight="6" orient="auto-start-reverse"&gt;</w:t>
+      </w:r>
+      <w:r>
+        <w:br/>
+      </w:r>
+      <w:r>
+        <w:rPr>
+          <w:rStyle w:val="VerbatimChar"/>
+        </w:rPr>
+        <w:t xml:space="preserve">            &lt;path d="M 0 0 L 10 5 L 0 10 z" fill="#000000" /&gt;</w:t>
+      </w:r>
+      <w:r>
+        <w:br/>
+      </w:r>
+      <w:r>
+        <w:rPr>
+          <w:rStyle w:val="VerbatimChar"/>
+        </w:rPr>
+        <w:t xml:space="preserve">        &lt;/marker&gt;</w:t>
+      </w:r>
+      <w:r>
+        <w:br/>
+      </w:r>
+      <w:r>
+        <w:rPr>
+          <w:rStyle w:val="VerbatimChar"/>
+        </w:rPr>
+        <w:t xml:space="preserve">    &lt;/defs&gt;</w:t>
+      </w:r>
+      <w:r>
+        <w:br/>
+      </w:r>
+      <w:r>
+        <w:rPr>
+          <w:rStyle w:val="VerbatimChar"/>
+        </w:rPr>
+        <w:t xml:space="preserve">    &lt;path d="M 400,90 L 400,130 L 140,130 L 140,205" stroke="#000000" stroke-width="4" fill="none" marker-end="url(#arrow)" /&gt;</w:t>
+      </w:r>
+      <w:r>
+        <w:br/>
+      </w:r>
+      <w:r>
+        <w:rPr>
+          <w:rStyle w:val="VerbatimChar"/>
+        </w:rPr>
+        <w:t xml:space="preserve">    &lt;path d="M 400,90 L 400,205" stroke="#000000" stroke-width="4" fill="none" marker-end="url(#arrow)" /&gt;</w:t>
+      </w:r>
+      <w:r>
+        <w:br/>
+      </w:r>
+      <w:r>
+        <w:rPr>
+          <w:rStyle w:val="VerbatimChar"/>
+        </w:rPr>
+        <w:t xml:space="preserve">    &lt;path d="M 400,90 L 400,130 L 660,130 L 660,205" stroke="#000000" stroke-width="4" fill="none" marker-end="url(#arrow)" /&gt;</w:t>
+      </w:r>
+      <w:r>
+        <w:br/>
+      </w:r>
+      <w:r>
+        <w:rPr>
+          <w:rStyle w:val="VerbatimChar"/>
+        </w:rPr>
+        <w:t xml:space="preserve">&lt;/svg&gt;</w:t>
+      </w:r>
+      <w:r>
+        <w:br/>
+      </w:r>
+      <w:r>
+        <w:br/>
+      </w:r>
+      <w:r>
+        <w:rPr>
+          <w:rStyle w:val="VerbatimChar"/>
+        </w:rPr>
+        <w:t xml:space="preserve">&lt;div class="node dekan"&gt;Dekan&lt;/div&gt;</w:t>
+      </w:r>
+      <w:r>
+        <w:br/>
+      </w:r>
+      <w:r>
+        <w:rPr>
+          <w:rStyle w:val="VerbatimChar"/>
+        </w:rPr>
+        <w:t xml:space="preserve">&lt;div class="children-row"&gt;</w:t>
+      </w:r>
+      <w:r>
+        <w:br/>
+      </w:r>
+      <w:r>
+        <w:rPr>
+          <w:rStyle w:val="VerbatimChar"/>
+        </w:rPr>
+        <w:t xml:space="preserve">    &lt;div class="node jurusan"&gt;Kepaa Jurusan&lt;/div&gt;</w:t>
+      </w:r>
+      <w:r>
+        <w:br/>
+      </w:r>
+      <w:r>
+        <w:rPr>
+          <w:rStyle w:val="VerbatimChar"/>
+        </w:rPr>
+        <w:t xml:space="preserve">    &lt;div class="node lab"&gt;Kepala Lab&lt;/div&gt;</w:t>
+      </w:r>
+      <w:r>
+        <w:br/>
+      </w:r>
+      <w:r>
+        <w:rPr>
+          <w:rStyle w:val="VerbatimChar"/>
+        </w:rPr>
+        <w:t xml:space="preserve">    &lt;div class="node minat"&gt;Kepala Bidang Minat&lt;/div&gt;</w:t>
+      </w:r>
+      <w:r>
+        <w:br/>
+      </w:r>
+      <w:r>
+        <w:rPr>
+          <w:rStyle w:val="VerbatimChar"/>
+        </w:rPr>
+        <w:t xml:space="preserve">&lt;/div&gt;</w:t>
       </w:r>
     </w:p>
     <w:bookmarkEnd w:id="222"/>

--- a/Earthdatasain.docx
+++ b/Earthdatasain.docx
@@ -39565,170 +39565,13 @@
       </w:r>
     </w:p>
     <w:bookmarkEnd w:id="221"/>
-    <w:bookmarkStart w:id="222" w:name="struktur-organisasi"/>
+    <w:bookmarkStart w:id="222" w:name="section"/>
     <w:p>
       <w:pPr>
         <w:pStyle w:val="Heading1"/>
       </w:pPr>
       <w:r>
-        <w:t xml:space="preserve">18. Struktur Organisasi</w:t>
-      </w:r>
-    </w:p>
-    <w:p>
-      <w:pPr>
-        <w:pStyle w:val="FirstParagraph"/>
-      </w:pPr>
-      <w:r>
-        <w:t xml:space="preserve">Berikut adalah bagan struktur organisasi:</w:t>
-      </w:r>
-    </w:p>
-    <w:p>
-      <w:pPr>
-        <w:pStyle w:val="SourceCode"/>
-      </w:pPr>
-      <w:r>
-        <w:rPr>
-          <w:rStyle w:val="VerbatimChar"/>
-        </w:rPr>
-        <w:t xml:space="preserve">&lt;svg class="line-svg"&gt;</w:t>
-      </w:r>
-      <w:r>
-        <w:br/>
-      </w:r>
-      <w:r>
-        <w:rPr>
-          <w:rStyle w:val="VerbatimChar"/>
-        </w:rPr>
-        <w:t xml:space="preserve">    &lt;defs&gt;</w:t>
-      </w:r>
-      <w:r>
-        <w:br/>
-      </w:r>
-      <w:r>
-        <w:rPr>
-          <w:rStyle w:val="VerbatimChar"/>
-        </w:rPr>
-        <w:t xml:space="preserve">        &lt;marker id="arrow" viewBox="0 0 10 10" refX="5" refY="5" markerWidth="6" markerHeight="6" orient="auto-start-reverse"&gt;</w:t>
-      </w:r>
-      <w:r>
-        <w:br/>
-      </w:r>
-      <w:r>
-        <w:rPr>
-          <w:rStyle w:val="VerbatimChar"/>
-        </w:rPr>
-        <w:t xml:space="preserve">            &lt;path d="M 0 0 L 10 5 L 0 10 z" fill="#000000" /&gt;</w:t>
-      </w:r>
-      <w:r>
-        <w:br/>
-      </w:r>
-      <w:r>
-        <w:rPr>
-          <w:rStyle w:val="VerbatimChar"/>
-        </w:rPr>
-        <w:t xml:space="preserve">        &lt;/marker&gt;</w:t>
-      </w:r>
-      <w:r>
-        <w:br/>
-      </w:r>
-      <w:r>
-        <w:rPr>
-          <w:rStyle w:val="VerbatimChar"/>
-        </w:rPr>
-        <w:t xml:space="preserve">    &lt;/defs&gt;</w:t>
-      </w:r>
-      <w:r>
-        <w:br/>
-      </w:r>
-      <w:r>
-        <w:rPr>
-          <w:rStyle w:val="VerbatimChar"/>
-        </w:rPr>
-        <w:t xml:space="preserve">    &lt;path d="M 400,90 L 400,130 L 140,130 L 140,205" stroke="#000000" stroke-width="4" fill="none" marker-end="url(#arrow)" /&gt;</w:t>
-      </w:r>
-      <w:r>
-        <w:br/>
-      </w:r>
-      <w:r>
-        <w:rPr>
-          <w:rStyle w:val="VerbatimChar"/>
-        </w:rPr>
-        <w:t xml:space="preserve">    &lt;path d="M 400,90 L 400,205" stroke="#000000" stroke-width="4" fill="none" marker-end="url(#arrow)" /&gt;</w:t>
-      </w:r>
-      <w:r>
-        <w:br/>
-      </w:r>
-      <w:r>
-        <w:rPr>
-          <w:rStyle w:val="VerbatimChar"/>
-        </w:rPr>
-        <w:t xml:space="preserve">    &lt;path d="M 400,90 L 400,130 L 660,130 L 660,205" stroke="#000000" stroke-width="4" fill="none" marker-end="url(#arrow)" /&gt;</w:t>
-      </w:r>
-      <w:r>
-        <w:br/>
-      </w:r>
-      <w:r>
-        <w:rPr>
-          <w:rStyle w:val="VerbatimChar"/>
-        </w:rPr>
-        <w:t xml:space="preserve">&lt;/svg&gt;</w:t>
-      </w:r>
-      <w:r>
-        <w:br/>
-      </w:r>
-      <w:r>
-        <w:br/>
-      </w:r>
-      <w:r>
-        <w:rPr>
-          <w:rStyle w:val="VerbatimChar"/>
-        </w:rPr>
-        <w:t xml:space="preserve">&lt;div class="node dekan"&gt;Dekan&lt;/div&gt;</w:t>
-      </w:r>
-      <w:r>
-        <w:br/>
-      </w:r>
-      <w:r>
-        <w:rPr>
-          <w:rStyle w:val="VerbatimChar"/>
-        </w:rPr>
-        <w:t xml:space="preserve">&lt;div class="children-row"&gt;</w:t>
-      </w:r>
-      <w:r>
-        <w:br/>
-      </w:r>
-      <w:r>
-        <w:rPr>
-          <w:rStyle w:val="VerbatimChar"/>
-        </w:rPr>
-        <w:t xml:space="preserve">    &lt;div class="node jurusan"&gt;Kepaa Jurusan&lt;/div&gt;</w:t>
-      </w:r>
-      <w:r>
-        <w:br/>
-      </w:r>
-      <w:r>
-        <w:rPr>
-          <w:rStyle w:val="VerbatimChar"/>
-        </w:rPr>
-        <w:t xml:space="preserve">    &lt;div class="node lab"&gt;Kepala Lab&lt;/div&gt;</w:t>
-      </w:r>
-      <w:r>
-        <w:br/>
-      </w:r>
-      <w:r>
-        <w:rPr>
-          <w:rStyle w:val="VerbatimChar"/>
-        </w:rPr>
-        <w:t xml:space="preserve">    &lt;div class="node minat"&gt;Kepala Bidang Minat&lt;/div&gt;</w:t>
-      </w:r>
-      <w:r>
-        <w:br/>
-      </w:r>
-      <w:r>
-        <w:rPr>
-          <w:rStyle w:val="VerbatimChar"/>
-        </w:rPr>
-        <w:t xml:space="preserve">&lt;/div&gt;</w:t>
+        <w:t xml:space="preserve">18. </w:t>
       </w:r>
     </w:p>
     <w:bookmarkEnd w:id="222"/>

--- a/Earthdatasain.docx
+++ b/Earthdatasain.docx
@@ -365,7 +365,7 @@
         <w:rPr>
           <w:rStyle w:val="VerbatimChar"/>
         </w:rPr>
-        <w:t xml:space="preserve">Topik-topik ini menjadi dasar untuk pemantauan, pemodelan, dan pengambilan keputusan dalam berbagai sektor, termasuk:[@knuth84]</w:t>
+        <w:t xml:space="preserve">Topik-topik ini menjadi dasar untuk pemantauan, pemodelan, dan pengambilan keputusan dalam berbagai sektor, termasuk:[@copernicus_blue_markets_2026]</w:t>
       </w:r>
       <w:r>
         <w:br/>
@@ -1850,7 +1850,7 @@
         <w:rPr>
           <w:rStyle w:val="VerbatimChar"/>
         </w:rPr>
-        <w:t xml:space="preserve">| **Chlorophyll-a Concentration** | Indikator biomassa fitoplankton (primer produsen). | Mencerminkan produktivitas primer — dasar rantai makanan akuakultur alami. |</w:t>
+        <w:t xml:space="preserve">| **Chlorophyll-a Concentration** | Indikator biomassa fitoplankton (primer produsen). | Mencerminkan produktivitas primer — dasar rantai makanan akuakultur alami.[@copernicus_omi_health_chl_2026] |</w:t>
       </w:r>
       <w:r>
         <w:br/>
@@ -39565,16 +39565,6 @@
       </w:r>
     </w:p>
     <w:bookmarkEnd w:id="221"/>
-    <w:bookmarkStart w:id="222" w:name="section"/>
-    <w:p>
-      <w:pPr>
-        <w:pStyle w:val="Heading1"/>
-      </w:pPr>
-      <w:r>
-        <w:t xml:space="preserve">18. </w:t>
-      </w:r>
-    </w:p>
-    <w:bookmarkEnd w:id="222"/>
     <w:sectPr>
       <w:footerReference r:id="rId9" w:type="default"/>
       <w:pgSz w:code="1" w:h="13041" w:w="8505"/>

--- a/Earthdatasain.docx
+++ b/Earthdatasain.docx
@@ -1850,7 +1850,7 @@
         <w:rPr>
           <w:rStyle w:val="VerbatimChar"/>
         </w:rPr>
-        <w:t xml:space="preserve">| **Chlorophyll-a Concentration** | Indikator biomassa fitoplankton (primer produsen). | Mencerminkan produktivitas primer — dasar rantai makanan akuakultur alami.[@copernicus_omi_health_chl_2026] |</w:t>
+        <w:t xml:space="preserve">| **Chlorophyll-a Concentration**[@copernicus_omi_health_chl_2026] | Indikator biomassa fitoplankton (primer produsen). | Mencerminkan produktivitas primer — dasar rantai makanan akuakultur alami. |</w:t>
       </w:r>
       <w:r>
         <w:br/>

--- a/Earthdatasain.docx
+++ b/Earthdatasain.docx
@@ -365,7 +365,7 @@
         <w:rPr>
           <w:rStyle w:val="VerbatimChar"/>
         </w:rPr>
-        <w:t xml:space="preserve">Topik-topik ini menjadi dasar untuk pemantauan, pemodelan, dan pengambilan keputusan dalam berbagai sektor, termasuk:[@copernicus_blue_markets_2026]</w:t>
+        <w:t xml:space="preserve">Topik-topik ini menjadi dasar untuk pemantauan, pemodelan, dan pengambilan keputusan dalam berbagai sektor, termasuk:[@copernicus_blue_markets_2026],[@copernicus_omi_health_chl_2026]</w:t>
       </w:r>
       <w:r>
         <w:br/>
@@ -1850,7 +1850,7 @@
         <w:rPr>
           <w:rStyle w:val="VerbatimChar"/>
         </w:rPr>
-        <w:t xml:space="preserve">| **Chlorophyll-a Concentration**[@copernicus_omi_health_chl_2026] | Indikator biomassa fitoplankton (primer produsen). | Mencerminkan produktivitas primer — dasar rantai makanan akuakultur alami. |</w:t>
+        <w:t xml:space="preserve">| **Chlorophyll-a Concentration** | Indikator biomassa fitoplankton (primer produsen). | Mencerminkan produktivitas primer — dasar rantai makanan akuakultur alami. |</w:t>
       </w:r>
       <w:r>
         <w:br/>

--- a/Earthdatasain.docx
+++ b/Earthdatasain.docx
@@ -96,20 +96,6 @@
         <w:pStyle w:val="FirstParagraph"/>
       </w:pPr>
       <w:r>
-        <w:t xml:space="preserve">Dowload peta</w:t>
-      </w:r>
-      <w:r>
-        <w:t xml:space="preserve"> </w:t>
-      </w:r>
-      <w:r>
-        <w:t xml:space="preserve">https://help.marine.copernicus.eu/en/articles/8287609-copernicus-marine-toolbox-api-open-a-dataset-or-read-a-dataframe-remotely</w:t>
-      </w:r>
-    </w:p>
-    <w:p>
-      <w:pPr>
-        <w:pStyle w:val="BodyText"/>
-      </w:pPr>
-      <w:r>
         <w:t xml:space="preserve">Peta permukaan laut adalah representasi spasial (biasanya 2D atau 3D) dari berbagai parameter fisik, kimia, dan biologis yang terukur di lapisan teratas laut — umumnya dalam rentang</w:t>
       </w:r>
       <w:r>
@@ -177,10 +163,7 @@
         <w:t xml:space="preserve">, yang memungkinkan pemantauan dinamika laut secara real-time maupun historis.</w:t>
       </w:r>
       <w:r>
-        <w:t xml:space="preserve"> </w:t>
-      </w:r>
-      <w:r>
-        <w:t xml:space="preserve"> </w:t>
+        <w:t xml:space="preserve">[1]</w:t>
       </w:r>
     </w:p>
     <w:tbl>
@@ -2627,6 +2610,353 @@
         <w:rPr>
           <w:rStyle w:val="VerbatimChar"/>
         </w:rPr>
+        <w:t xml:space="preserve">`&lt;!-- quarto-file-metadata: eyJyZXNvdXJjZURpciI6InByYXByb2NlcyJ9 --&gt;`{=html}</w:t>
+      </w:r>
+      <w:r>
+        <w:br/>
+      </w:r>
+      <w:r>
+        <w:br/>
+      </w:r>
+      <w:r>
+        <w:rPr>
+          <w:rStyle w:val="VerbatimChar"/>
+        </w:rPr>
+        <w:t xml:space="preserve">```{=html}</w:t>
+      </w:r>
+      <w:r>
+        <w:br/>
+      </w:r>
+      <w:r>
+        <w:rPr>
+          <w:rStyle w:val="VerbatimChar"/>
+        </w:rPr>
+        <w:t xml:space="preserve">&lt;!-- quarto-file-metadata: eyJyZXNvdXJjZURpciI6InByYXByb2NlcyIsImJvb2tJdGVtVHlwZSI6ImNoYXB0ZXIiLCJib29rSXRlbU51bWJlciI6NCwiYm9va0l0ZW1GaWxlIjoicHJhcHJvY2VzL2xhYmVsaW5nLnFtZCIsImJvb2tJdGVtRGVwdGgiOjB9 --&gt;</w:t>
+      </w:r>
+      <w:r>
+        <w:br/>
+      </w:r>
+      <w:r>
+        <w:rPr>
+          <w:rStyle w:val="VerbatimChar"/>
+        </w:rPr>
+        <w:t xml:space="preserve">```</w:t>
+      </w:r>
+      <w:r>
+        <w:br/>
+      </w:r>
+      <w:r>
+        <w:br/>
+      </w:r>
+      <w:r>
+        <w:rPr>
+          <w:rStyle w:val="VerbatimChar"/>
+        </w:rPr>
+        <w:t xml:space="preserve"># Pengenalan </w:t>
+      </w:r>
+      <w:r>
+        <w:br/>
+      </w:r>
+      <w:r>
+        <w:br/>
+      </w:r>
+      <w:r>
+        <w:br/>
+      </w:r>
+      <w:r>
+        <w:rPr>
+          <w:rStyle w:val="VerbatimChar"/>
+        </w:rPr>
+        <w:t xml:space="preserve">Geo-SAM adalah plugin QGIS yang membantu Anda melakukan segmentasi, delineasi, dan pelabelan bentang alam dalam gambar raster geospasial berukuran besar. Plugin ini dibangun di atas **Segment Anything Model** (SAM) dan menggunakan strategi pengkodean fitur gambar terlebih dahulu serta menghilangkan encoder gambar yang berat dari proses inferensi. **Segmentasi interaktif berjalan pada kecepatan milidetik di CPU laptop**, menjadikannya alat yang nyaman dan efisien untuk analisis citra penginderaan jauh.</w:t>
+      </w:r>
+      <w:r>
+        <w:br/>
+      </w:r>
+      <w:r>
+        <w:br/>
+      </w:r>
+      <w:r>
+        <w:rPr>
+          <w:rStyle w:val="VerbatimChar"/>
+        </w:rPr>
+        <w:t xml:space="preserve">Geo-SAM menyediakan dua alur kerja segmentasi:</w:t>
+      </w:r>
+      <w:r>
+        <w:br/>
+      </w:r>
+      <w:r>
+        <w:br/>
+      </w:r>
+      <w:r>
+        <w:rPr>
+          <w:rStyle w:val="VerbatimChar"/>
+        </w:rPr>
+        <w:t xml:space="preserve">-   **Mode Live Encoding** – Pilih layer raster dan model SAM, lalu mulai segmentasi. Plugin mengkodekan fitur secara langsung menggunakan tugas latar belakang QGIS dan men-cache-nya untuk query ulang yang cepat. Ini adalah alur kerja yang direkomendasikan untuk sebagian besar pengguna.</w:t>
+      </w:r>
+      <w:r>
+        <w:br/>
+      </w:r>
+      <w:r>
+        <w:br/>
+      </w:r>
+      <w:r>
+        <w:rPr>
+          <w:rStyle w:val="VerbatimChar"/>
+        </w:rPr>
+        <w:t xml:space="preserve">-   **Mode Pre-encoded** – Gunakan Image Encoder untuk menghasilkan file fitur yang dapat digunakan kembali dari raster, lalu muat ke dalam alat Segmentasi. Ideal saat melakukan segmentasi pada gambar yang sama berulang kali atau saat melakukan encoding di server jarak jauh.</w:t>
+      </w:r>
+      <w:r>
+        <w:br/>
+      </w:r>
+      <w:r>
+        <w:br/>
+      </w:r>
+      <w:r>
+        <w:rPr>
+          <w:rStyle w:val="VerbatimChar"/>
+        </w:rPr>
+        <w:t xml:space="preserve"># Alasan memilih Geo-SAM</w:t>
+      </w:r>
+      <w:r>
+        <w:br/>
+      </w:r>
+      <w:r>
+        <w:br/>
+      </w:r>
+      <w:r>
+        <w:rPr>
+          <w:rStyle w:val="VerbatimChar"/>
+        </w:rPr>
+        <w:t xml:space="preserve">-   **Berbasis QGIS** – antarmuka grafis lintas platform tanpa memerlukan keterampilan pemrograman.</w:t>
+      </w:r>
+      <w:r>
+        <w:br/>
+      </w:r>
+      <w:r>
+        <w:br/>
+      </w:r>
+      <w:r>
+        <w:rPr>
+          <w:rStyle w:val="VerbatimChar"/>
+        </w:rPr>
+        <w:t xml:space="preserve">-   **Umpan balik cepat** – segmentasi muncul secara instan setelah memberikan prompt, dan bahkan dapat mengikuti kursor mouse dalam mode **Preview** untuk pengalaman pelabelan interaktif yang lancar.</w:t>
+      </w:r>
+      <w:r>
+        <w:br/>
+      </w:r>
+      <w:r>
+        <w:br/>
+      </w:r>
+      <w:r>
+        <w:rPr>
+          <w:rStyle w:val="VerbatimChar"/>
+        </w:rPr>
+        <w:t xml:space="preserve">-   **Alur kerja ganda** – segmentasi langsung dari layer gambar atau dari file fitur yang telah dikodekan sebelumnya.</w:t>
+      </w:r>
+      <w:r>
+        <w:br/>
+      </w:r>
+      <w:r>
+        <w:br/>
+      </w:r>
+      <w:r>
+        <w:rPr>
+          <w:rStyle w:val="VerbatimChar"/>
+        </w:rPr>
+        <w:t xml:space="preserve">-   **Dukungan multi-band** – disesuaikan untuk menangani gambar satu atau dua band (grayscale, NDVI, NDWI, SAR) selain RGB tiga band standar.</w:t>
+      </w:r>
+      <w:r>
+        <w:br/>
+      </w:r>
+      <w:r>
+        <w:br/>
+      </w:r>
+      <w:r>
+        <w:rPr>
+          <w:rStyle w:val="VerbatimChar"/>
+        </w:rPr>
+        <w:t xml:space="preserve">-   **Dukungan keluarga model SAM** – SAM, SAM 2, SAM 2.1, dan SAM 3.</w:t>
+      </w:r>
+      <w:r>
+        <w:br/>
+      </w:r>
+      <w:r>
+        <w:br/>
+      </w:r>
+      <w:r>
+        <w:rPr>
+          <w:rStyle w:val="VerbatimChar"/>
+        </w:rPr>
+        <w:t xml:space="preserve">-   **Antarmuka multi-bahasa** – antarmuka tersedia dalam </w:t>
+      </w:r>
+      <w:r>
+        <w:rPr>
+          <w:rStyle w:val="VerbatimChar"/>
+          <w:rFonts w:hint="eastAsia"/>
+        </w:rPr>
+        <w:t xml:space="preserve">中文,</w:t>
+      </w:r>
+      <w:r>
+        <w:rPr>
+          <w:rStyle w:val="VerbatimChar"/>
+        </w:rPr>
+        <w:t xml:space="preserve"> </w:t>
+      </w:r>
+      <w:r>
+        <w:rPr>
+          <w:rStyle w:val="VerbatimChar"/>
+          <w:rFonts w:hint="eastAsia"/>
+        </w:rPr>
+        <w:t xml:space="preserve">日本語,</w:t>
+      </w:r>
+      <w:r>
+        <w:rPr>
+          <w:rStyle w:val="VerbatimChar"/>
+        </w:rPr>
+        <w:t xml:space="preserve"> 한국어, Français, Русский, العربية, Deutsch, Español, dan Português, mengikuti pengaturan lokal QGIS secara otomatis.</w:t>
+      </w:r>
+      <w:r>
+        <w:br/>
+      </w:r>
+      <w:r>
+        <w:br/>
+      </w:r>
+      <w:r>
+        <w:rPr>
+          <w:rStyle w:val="VerbatimChar"/>
+        </w:rPr>
+        <w:t xml:space="preserve"># Cara Install plugin pada Qgis</w:t>
+      </w:r>
+      <w:r>
+        <w:br/>
+      </w:r>
+      <w:r>
+        <w:br/>
+      </w:r>
+      <w:r>
+        <w:rPr>
+          <w:rStyle w:val="VerbatimChar"/>
+        </w:rPr>
+        <w:t xml:space="preserve">Di QGIS, buka menu **Plugins \&gt; Manage and Install Plugins**. Cari **Geo SAM** di bagian pencarian, pilih, dan klik **Install**. Setelah instalasi, centang kotak untuk mengaktifkan plugin.</w:t>
+      </w:r>
+      <w:r>
+        <w:br/>
+      </w:r>
+      <w:r>
+        <w:br/>
+      </w:r>
+      <w:r>
+        <w:rPr>
+          <w:rStyle w:val="VerbatimChar"/>
+        </w:rPr>
+        <w:t xml:space="preserve">![](images/clipboard-1255724399.png)</w:t>
+      </w:r>
+      <w:r>
+        <w:br/>
+      </w:r>
+      <w:r>
+        <w:br/>
+      </w:r>
+      <w:r>
+        <w:rPr>
+          <w:rStyle w:val="VerbatimChar"/>
+        </w:rPr>
+        <w:t xml:space="preserve">Setelah mengaktifika Geo-SAM plugin, anda akan menemukan tool Geo-SAM dibawah menu **Plugins**,</w:t>
+      </w:r>
+      <w:r>
+        <w:br/>
+      </w:r>
+      <w:r>
+        <w:br/>
+      </w:r>
+      <w:r>
+        <w:rPr>
+          <w:rStyle w:val="VerbatimChar"/>
+        </w:rPr>
+        <w:t xml:space="preserve">![Anda juga akan melihat bilah alat baru dengan empat ikon:](images/clipboard-4219995232.png)</w:t>
+      </w:r>
+      <w:r>
+        <w:br/>
+      </w:r>
+      <w:r>
+        <w:br/>
+      </w:r>
+      <w:r>
+        <w:rPr>
+          <w:rStyle w:val="VerbatimChar"/>
+        </w:rPr>
+        <w:t xml:space="preserve">![](images/clipboard-2022662763.png)</w:t>
+      </w:r>
+      <w:r>
+        <w:br/>
+      </w:r>
+      <w:r>
+        <w:br/>
+      </w:r>
+      <w:r>
+        <w:rPr>
+          <w:rStyle w:val="VerbatimChar"/>
+        </w:rPr>
+        <w:t xml:space="preserve">| Nama | Peran | Deskripsi |</w:t>
+      </w:r>
+      <w:r>
+        <w:br/>
+      </w:r>
+      <w:r>
+        <w:rPr>
+          <w:rStyle w:val="VerbatimChar"/>
+        </w:rPr>
+        <w:t xml:space="preserve">|:-----------------------|:-----------------------|:-----------------------|</w:t>
+      </w:r>
+      <w:r>
+        <w:br/>
+      </w:r>
+      <w:r>
+        <w:rPr>
+          <w:rStyle w:val="VerbatimChar"/>
+        </w:rPr>
+        <w:t xml:space="preserve">| **Segmentasi Geo-SAM** | **Alat Utama** | Segmentasi interaktif dengan titik dan kotak pembatas |</w:t>
+      </w:r>
+      <w:r>
+        <w:br/>
+      </w:r>
+      <w:r>
+        <w:rPr>
+          <w:rStyle w:val="VerbatimChar"/>
+        </w:rPr>
+        <w:t xml:space="preserve">| **Pengode Citra Geo-SAM** | **Alat Bantu** | Pra-kode gambar raster menjadi file fitur yang dapat digunakan kembali |</w:t>
+      </w:r>
+      <w:r>
+        <w:br/>
+      </w:r>
+      <w:r>
+        <w:rPr>
+          <w:rStyle w:val="VerbatimChar"/>
+        </w:rPr>
+        <w:t xml:space="preserve">| **Copilot Pengode Geo-SAM** | **Alat Bantu** | Pratinjau cakupan *patch* sebelum pengodean |</w:t>
+      </w:r>
+      <w:r>
+        <w:br/>
+      </w:r>
+      <w:r>
+        <w:rPr>
+          <w:rStyle w:val="VerbatimChar"/>
+        </w:rPr>
+        <w:t xml:space="preserve">| **Pengaturan Geo-SAM** | **Pengaturan** | Kelola dependensi, model, *cache*, dan bantuan |</w:t>
+      </w:r>
+      <w:r>
+        <w:br/>
+      </w:r>
+      <w:r>
+        <w:br/>
+      </w:r>
+      <w:r>
+        <w:br/>
+      </w:r>
+      <w:r>
+        <w:rPr>
+          <w:rStyle w:val="VerbatimChar"/>
+        </w:rPr>
         <w:t xml:space="preserve">::: {.quarto-book-part}</w:t>
       </w:r>
       <w:r>
@@ -3197,7 +3527,7 @@
         <w:rPr>
           <w:rStyle w:val="VerbatimChar"/>
         </w:rPr>
-        <w:t xml:space="preserve">&lt;!-- quarto-file-metadata: eyJyZXNvdXJjZURpciI6InBldGEiLCJib29rSXRlbVR5cGUiOiJjaGFwdGVyIiwiYm9va0l0ZW1OdW1iZXIiOjQsImJvb2tJdGVtRmlsZSI6InBldGEvZ3JhZmlrLmlweW5iIiwiYm9va0l0ZW1EZXB0aCI6MX0= --&gt;</w:t>
+        <w:t xml:space="preserve">&lt;!-- quarto-file-metadata: eyJyZXNvdXJjZURpciI6InBldGEiLCJib29rSXRlbVR5cGUiOiJjaGFwdGVyIiwiYm9va0l0ZW1OdW1iZXIiOjUsImJvb2tJdGVtRmlsZSI6InBldGEvZ3JhZmlrLmlweW5iIiwiYm9va0l0ZW1EZXB0aCI6MX0= --&gt;</w:t>
       </w:r>
       <w:r>
         <w:br/>
@@ -7121,7 +7451,7 @@
         <w:rPr>
           <w:rStyle w:val="VerbatimChar"/>
         </w:rPr>
-        <w:t xml:space="preserve">&lt;!-- quarto-file-metadata: eyJyZXNvdXJjZURpciI6InBldGEiLCJib29rSXRlbVR5cGUiOiJjaGFwdGVyIiwiYm9va0l0ZW1OdW1iZXIiOjUsImJvb2tJdGVtRmlsZSI6InBldGEvbWFjaGluZS5pcHluYiIsImJvb2tJdGVtRGVwdGgiOjF9 --&gt;</w:t>
+        <w:t xml:space="preserve">&lt;!-- quarto-file-metadata: eyJyZXNvdXJjZURpciI6InBldGEiLCJib29rSXRlbVR5cGUiOiJjaGFwdGVyIiwiYm9va0l0ZW1OdW1iZXIiOjYsImJvb2tJdGVtRmlsZSI6InBldGEvbWFjaGluZS5pcHluYiIsImJvb2tJdGVtRGVwdGgiOjF9 --&gt;</w:t>
       </w:r>
       <w:r>
         <w:br/>
@@ -9269,7 +9599,7 @@
         <w:rPr>
           <w:rStyle w:val="VerbatimChar"/>
         </w:rPr>
-        <w:t xml:space="preserve">&lt;!-- quarto-file-metadata: eyJyZXNvdXJjZURpciI6InBldGEiLCJib29rSXRlbVR5cGUiOiJjaGFwdGVyIiwiYm9va0l0ZW1OdW1iZXIiOjYsImJvb2tJdGVtRmlsZSI6InBldGEvbW9kZWwucW1kIiwiYm9va0l0ZW1EZXB0aCI6MX0= --&gt;</w:t>
+        <w:t xml:space="preserve">&lt;!-- quarto-file-metadata: eyJyZXNvdXJjZURpciI6InBldGEiLCJib29rSXRlbVR5cGUiOiJjaGFwdGVyIiwiYm9va0l0ZW1OdW1iZXIiOjcsImJvb2tJdGVtRmlsZSI6InBldGEvbW9kZWwucW1kIiwiYm9va0l0ZW1EZXB0aCI6MX0= --&gt;</w:t>
       </w:r>
       <w:r>
         <w:br/>
@@ -38606,7 +38936,7 @@
       </w:r>
     </w:p>
     <w:bookmarkEnd w:id="217"/>
-    <w:bookmarkStart w:id="221" w:name="light-bgm"/>
+    <w:bookmarkStart w:id="224" w:name="light-bgm"/>
     <w:p>
       <w:pPr>
         <w:pStyle w:val="Heading1"/>
@@ -39564,7 +39894,51 @@
         </w:pict>
       </w:r>
     </w:p>
-    <w:bookmarkEnd w:id="221"/>
+    <w:bookmarkStart w:id="223" w:name="refs"/>
+    <w:bookmarkStart w:id="222" w:name="ref-copernicus_toolbox_api_2026"/>
+    <w:p>
+      <w:pPr>
+        <w:pStyle w:val="Bibliography"/>
+      </w:pPr>
+      <w:r>
+        <w:t xml:space="preserve">[1]</w:t>
+      </w:r>
+      <w:r>
+        <w:t xml:space="preserve"> </w:t>
+      </w:r>
+      <w:r>
+        <w:t xml:space="preserve">	</w:t>
+      </w:r>
+      <w:r>
+        <w:t xml:space="preserve">Copernicus Marine Service Help Center,</w:t>
+      </w:r>
+      <w:r>
+        <w:t xml:space="preserve"> </w:t>
+      </w:r>
+      <w:r>
+        <w:t xml:space="preserve">“Copernicus Marine Toolbox API: Open a Dataset or Read a Dataframe Remotely,”</w:t>
+      </w:r>
+      <w:r>
+        <w:t xml:space="preserve"> </w:t>
+      </w:r>
+      <w:r>
+        <w:t xml:space="preserve">Mercator Ocean International, 2024. Retrieved 7 July 2026.</w:t>
+      </w:r>
+      <w:r>
+        <w:t xml:space="preserve"> </w:t>
+      </w:r>
+      <w:hyperlink r:id="rId221">
+        <w:r>
+          <w:rPr>
+            <w:rStyle w:val="Hyperlink"/>
+          </w:rPr>
+          <w:t xml:space="preserve">https://help.marine.copernicus.eu/en/articles/8287609-copernicus-marine-toolbox-api-open-a-dataset-or-read-a-dataframe-remotely</w:t>
+        </w:r>
+      </w:hyperlink>
+    </w:p>
+    <w:bookmarkEnd w:id="222"/>
+    <w:bookmarkEnd w:id="223"/>
+    <w:bookmarkEnd w:id="224"/>
     <w:sectPr>
       <w:footerReference r:id="rId9" w:type="default"/>
       <w:pgSz w:code="1" w:h="13041" w:w="8505"/>

--- a/Earthdatasain.docx
+++ b/Earthdatasain.docx
@@ -2652,22 +2652,22 @@
         <w:rPr>
           <w:rStyle w:val="VerbatimChar"/>
         </w:rPr>
-        <w:t xml:space="preserve"># Pengenalan </w:t>
-      </w:r>
-      <w:r>
-        <w:br/>
-      </w:r>
-      <w:r>
-        <w:br/>
-      </w:r>
-      <w:r>
-        <w:br/>
-      </w:r>
-      <w:r>
-        <w:rPr>
-          <w:rStyle w:val="VerbatimChar"/>
-        </w:rPr>
-        <w:t xml:space="preserve">Geo-SAM adalah plugin QGIS yang membantu Anda melakukan segmentasi, delineasi, dan pelabelan bentang alam dalam gambar raster geospasial berukuran besar. Plugin ini dibangun di atas **Segment Anything Model** (SAM) dan menggunakan strategi pengkodean fitur gambar terlebih dahulu serta menghilangkan encoder gambar yang berat dari proses inferensi. **Segmentasi interaktif berjalan pada kecepatan milidetik di CPU laptop**, menjadikannya alat yang nyaman dan efisien untuk analisis citra penginderaan jauh.</w:t>
+        <w:t xml:space="preserve"># Labelisasi Objek Permukaan Bumi dengan Geo-Sam </w:t>
+      </w:r>
+      <w:r>
+        <w:br/>
+      </w:r>
+      <w:r>
+        <w:br/>
+      </w:r>
+      <w:r>
+        <w:br/>
+      </w:r>
+      <w:r>
+        <w:rPr>
+          <w:rStyle w:val="VerbatimChar"/>
+        </w:rPr>
+        <w:t xml:space="preserve">Geo-SAM adalah plugin QGIS yang membantu Anda melakukan segmentasi, delineasi, dan pelabelan bentang alam dalam gambar raster geospasial berukuran besar. Plugin ini dibangun di atas **Segment Anything Model** (SAM) dan menggunakan strategi pengkodean fitur gambar terlebih dahulu serta menghilangkan encoder gambar yang berat dari proses inferensi. **Segmentasi interaktif berjalan pada kecepatan milidetik di CPU laptop**, menjadikannya alat yang nyaman dan efisien untuk analisis citra penginderaan jauh[@geosam_installation_2026].</w:t>
       </w:r>
       <w:r>
         <w:br/>
@@ -2943,6 +2943,507 @@
           <w:rStyle w:val="VerbatimChar"/>
         </w:rPr>
         <w:t xml:space="preserve">| **Pengaturan Geo-SAM** | **Pengaturan** | Kelola dependensi, model, *cache*, dan bantuan |</w:t>
+      </w:r>
+      <w:r>
+        <w:br/>
+      </w:r>
+      <w:r>
+        <w:br/>
+      </w:r>
+      <w:r>
+        <w:rPr>
+          <w:rStyle w:val="VerbatimChar"/>
+        </w:rPr>
+        <w:t xml:space="preserve"># Langkah 3: Instal Dependensi</w:t>
+      </w:r>
+      <w:r>
+        <w:br/>
+      </w:r>
+      <w:r>
+        <w:br/>
+      </w:r>
+      <w:r>
+        <w:rPr>
+          <w:rStyle w:val="VerbatimChar"/>
+        </w:rPr>
+        <w:t xml:space="preserve">Geo-SAM memerlukan beberapa paket Python (PyTorch, geosam, rasterio, dll.) agar berfungsi. Paket-paket ini dikelola **langsung di dalam plugin** – tidak diperlukan perintah `pip` secara manual.</w:t>
+      </w:r>
+      <w:r>
+        <w:br/>
+      </w:r>
+      <w:r>
+        <w:br/>
+      </w:r>
+      <w:r>
+        <w:rPr>
+          <w:rStyle w:val="VerbatimChar"/>
+        </w:rPr>
+        <w:t xml:space="preserve">1.  Klik ikon **Geo-SAM Settings** (Pengaturan Geo-SAM) di bagai tools.</w:t>
+      </w:r>
+      <w:r>
+        <w:br/>
+      </w:r>
+      <w:r>
+        <w:rPr>
+          <w:rStyle w:val="VerbatimChar"/>
+        </w:rPr>
+        <w:t xml:space="preserve">2.  Buka tab **Dependencies**</w:t>
+      </w:r>
+      <w:r>
+        <w:br/>
+      </w:r>
+      <w:r>
+        <w:rPr>
+          <w:rStyle w:val="VerbatimChar"/>
+        </w:rPr>
+        <w:t xml:space="preserve">3.  Klik **Install Missing** dan tunggu hingga instalasi selesai.</w:t>
+      </w:r>
+      <w:r>
+        <w:br/>
+      </w:r>
+      <w:r>
+        <w:rPr>
+          <w:rStyle w:val="VerbatimChar"/>
+        </w:rPr>
+        <w:t xml:space="preserve">4.  **Mulai ulang QGIS** saat diminta.</w:t>
+      </w:r>
+      <w:r>
+        <w:br/>
+      </w:r>
+      <w:r>
+        <w:br/>
+      </w:r>
+      <w:r>
+        <w:rPr>
+          <w:rStyle w:val="VerbatimChar"/>
+        </w:rPr>
+        <w:t xml:space="preserve"># Unduh Model SAM</w:t>
+      </w:r>
+      <w:r>
+        <w:br/>
+      </w:r>
+      <w:r>
+        <w:br/>
+      </w:r>
+      <w:r>
+        <w:rPr>
+          <w:rStyle w:val="VerbatimChar"/>
+        </w:rPr>
+        <w:t xml:space="preserve">Checkpoint model SAM diperlukan untuk pengodean gambar dan segmentasi.</w:t>
+      </w:r>
+      <w:r>
+        <w:br/>
+      </w:r>
+      <w:r>
+        <w:br/>
+      </w:r>
+      <w:r>
+        <w:rPr>
+          <w:rStyle w:val="VerbatimChar"/>
+        </w:rPr>
+        <w:t xml:space="preserve">1.  Buka **Geo-SAM Settings** dan buka tab **Model Management**.</w:t>
+      </w:r>
+      <w:r>
+        <w:br/>
+      </w:r>
+      <w:r>
+        <w:rPr>
+          <w:rStyle w:val="VerbatimChar"/>
+        </w:rPr>
+        <w:t xml:space="preserve">2.  Pilih sebuah model (misalnya, **SAM2.1 Base** untuk keseimbangan yang baik antara kecepatan dan akurasi).</w:t>
+      </w:r>
+      <w:r>
+        <w:br/>
+      </w:r>
+      <w:r>
+        <w:rPr>
+          <w:rStyle w:val="VerbatimChar"/>
+        </w:rPr>
+        <w:t xml:space="preserve">3.  Klik **Download** dan tunggu hingga unduhan selesai.</w:t>
+      </w:r>
+      <w:r>
+        <w:br/>
+      </w:r>
+      <w:r>
+        <w:br/>
+      </w:r>
+      <w:r>
+        <w:rPr>
+          <w:rStyle w:val="VerbatimChar"/>
+        </w:rPr>
+        <w:t xml:space="preserve"># Memulai Cepat Geo-Sam (5 Menit)</w:t>
+      </w:r>
+      <w:r>
+        <w:br/>
+      </w:r>
+      <w:r>
+        <w:br/>
+      </w:r>
+      <w:r>
+        <w:rPr>
+          <w:rStyle w:val="VerbatimChar"/>
+        </w:rPr>
+        <w:t xml:space="preserve">Panduan ini memandu Anda melalui proses segmentasi bentang alam menggunakan alur kerja **Live Encoding** – cara tercepat untuk memulai dengan Geo-SAM.</w:t>
+      </w:r>
+      <w:r>
+        <w:br/>
+      </w:r>
+      <w:r>
+        <w:br/>
+      </w:r>
+      <w:r>
+        <w:rPr>
+          <w:rStyle w:val="VerbatimChar"/>
+        </w:rPr>
+        <w:t xml:space="preserve">## Prasyarat</w:t>
+      </w:r>
+      <w:r>
+        <w:br/>
+      </w:r>
+      <w:r>
+        <w:br/>
+      </w:r>
+      <w:r>
+        <w:rPr>
+          <w:rStyle w:val="VerbatimChar"/>
+        </w:rPr>
+        <w:t xml:space="preserve">1.  **QGIS 3.x/4.x** terinstal.</w:t>
+      </w:r>
+      <w:r>
+        <w:br/>
+      </w:r>
+      <w:r>
+        <w:rPr>
+          <w:rStyle w:val="VerbatimChar"/>
+        </w:rPr>
+        <w:t xml:space="preserve">2.  **Plugin Geo-SAM** terinstal dan diaktifkan (lihat [Instalasi](#)).</w:t>
+      </w:r>
+      <w:r>
+        <w:br/>
+      </w:r>
+      <w:r>
+        <w:rPr>
+          <w:rStyle w:val="VerbatimChar"/>
+        </w:rPr>
+        <w:t xml:space="preserve">3.  **Dependensi** terinstal melalui Settings \&gt; Dependencies \&gt; Install Missing.</w:t>
+      </w:r>
+      <w:r>
+        <w:br/>
+      </w:r>
+      <w:r>
+        <w:rPr>
+          <w:rStyle w:val="VerbatimChar"/>
+        </w:rPr>
+        <w:t xml:space="preserve">4.  **Model SAM** diunduh melalui Settings \&gt; Model Management (misalnya, **SAM2.1 Base**).</w:t>
+      </w:r>
+      <w:r>
+        <w:br/>
+      </w:r>
+      <w:r>
+        <w:rPr>
+          <w:rStyle w:val="VerbatimChar"/>
+        </w:rPr>
+        <w:t xml:space="preserve">5.  **Gambar raster** dimuat di proyek QGIS Anda.</w:t>
+      </w:r>
+      <w:r>
+        <w:br/>
+      </w:r>
+      <w:r>
+        <w:br/>
+      </w:r>
+      <w:r>
+        <w:rPr>
+          <w:rStyle w:val="VerbatimChar"/>
+        </w:rPr>
+        <w:t xml:space="preserve">## Langkah 1: Buka Alat Segmentasi</w:t>
+      </w:r>
+      <w:r>
+        <w:br/>
+      </w:r>
+      <w:r>
+        <w:br/>
+      </w:r>
+      <w:r>
+        <w:rPr>
+          <w:rStyle w:val="VerbatimChar"/>
+        </w:rPr>
+        <w:t xml:space="preserve">Klik ikon **Geo-SAM Segmentation** di bagian tools. Sebuah widget dock akan muncul di bagian atas jendela QGIS dengan tata letak panel terbagi:</w:t>
+      </w:r>
+      <w:r>
+        <w:br/>
+      </w:r>
+      <w:r>
+        <w:br/>
+      </w:r>
+      <w:r>
+        <w:rPr>
+          <w:rStyle w:val="VerbatimChar"/>
+        </w:rPr>
+        <w:t xml:space="preserve">-   **Sisi kiri:** tab Input / Output dan Prompts</w:t>
+      </w:r>
+      <w:r>
+        <w:br/>
+      </w:r>
+      <w:r>
+        <w:rPr>
+          <w:rStyle w:val="VerbatimChar"/>
+        </w:rPr>
+        <w:t xml:space="preserve">-   **Sisi kanan:** tab Styles dan Options</w:t>
+      </w:r>
+      <w:r>
+        <w:br/>
+      </w:r>
+      <w:r>
+        <w:br/>
+      </w:r>
+      <w:r>
+        <w:rPr>
+          <w:rStyle w:val="VerbatimChar"/>
+        </w:rPr>
+        <w:t xml:space="preserve">## Langkah 2: Pilih Mode Live Encoding</w:t>
+      </w:r>
+      <w:r>
+        <w:br/>
+      </w:r>
+      <w:r>
+        <w:br/>
+      </w:r>
+      <w:r>
+        <w:rPr>
+          <w:rStyle w:val="VerbatimChar"/>
+        </w:rPr>
+        <w:t xml:space="preserve">Di tab **Input / Output**, pastikan dropdown pemilih sumber menampilkan **Live Encoding** (ini adalah pengaturan default). Kemudian:</w:t>
+      </w:r>
+      <w:r>
+        <w:br/>
+      </w:r>
+      <w:r>
+        <w:br/>
+      </w:r>
+      <w:r>
+        <w:rPr>
+          <w:rStyle w:val="VerbatimChar"/>
+        </w:rPr>
+        <w:t xml:space="preserve">1.  Pilih model SAM dari dropdown **Model** (misalnya, SAM2.1 Base).</w:t>
+      </w:r>
+      <w:r>
+        <w:br/>
+      </w:r>
+      <w:r>
+        <w:rPr>
+          <w:rStyle w:val="VerbatimChar"/>
+        </w:rPr>
+        <w:t xml:space="preserve">2.  Pilih layer raster Anda dari dropdown **Layer**.</w:t>
+      </w:r>
+      <w:r>
+        <w:br/>
+      </w:r>
+      <w:r>
+        <w:rPr>
+          <w:rStyle w:val="VerbatimChar"/>
+        </w:rPr>
+        <w:t xml:space="preserve">3.  Di bawah **Segmentation Result**, pilih layer poligon yang ada atau klik **Load/Create** untuk menentukan Shapefile baru.</w:t>
+      </w:r>
+      <w:r>
+        <w:br/>
+      </w:r>
+      <w:r>
+        <w:br/>
+      </w:r>
+      <w:r>
+        <w:rPr>
+          <w:rStyle w:val="VerbatimChar"/>
+        </w:rPr>
+        <w:t xml:space="preserve">&gt; **💡 Tip** Jika Anda belum mengunduh model yang dipilih, Geo-SAM akan meminta Anda untuk membuka Model Management dan mengunduhnya.</w:t>
+      </w:r>
+      <w:r>
+        <w:br/>
+      </w:r>
+      <w:r>
+        <w:br/>
+      </w:r>
+      <w:r>
+        <w:rPr>
+          <w:rStyle w:val="VerbatimChar"/>
+        </w:rPr>
+        <w:t xml:space="preserve">## Langkah 3: Gambar Bounding Box</w:t>
+      </w:r>
+      <w:r>
+        <w:br/>
+      </w:r>
+      <w:r>
+        <w:br/>
+      </w:r>
+      <w:r>
+        <w:rPr>
+          <w:rStyle w:val="VerbatimChar"/>
+        </w:rPr>
+        <w:t xml:space="preserve">1.  Buka tab **Prompts**.</w:t>
+      </w:r>
+      <w:r>
+        <w:br/>
+      </w:r>
+      <w:r>
+        <w:rPr>
+          <w:rStyle w:val="VerbatimChar"/>
+        </w:rPr>
+        <w:t xml:space="preserve">2.  Klik tombol **BBox** untuk mengaktifkan alat bounding-box.</w:t>
+      </w:r>
+      <w:r>
+        <w:br/>
+      </w:r>
+      <w:r>
+        <w:rPr>
+          <w:rStyle w:val="VerbatimChar"/>
+        </w:rPr>
+        <w:t xml:space="preserve">3.  Tarik persegi panjang di sekitar bentang alam yang ingin Anda segmentasi. Saat Anda menarik, pratinjau menunjukkan bentang alam di dalam kotak yang disegmentasi secara *real-time* dengan batas yang jelas.</w:t>
+      </w:r>
+      <w:r>
+        <w:br/>
+      </w:r>
+      <w:r>
+        <w:br/>
+      </w:r>
+      <w:r>
+        <w:rPr>
+          <w:rStyle w:val="VerbatimChar"/>
+        </w:rPr>
+        <w:t xml:space="preserve">Tarikan pertama memicu **background encoding** dari area gambar yang terlihat. Bilah progres muncul di manajer tugas QGIS. Setelah pengodean selesai, hasil segmentasi muncul secara instan.</w:t>
+      </w:r>
+      <w:r>
+        <w:br/>
+      </w:r>
+      <w:r>
+        <w:br/>
+      </w:r>
+      <w:r>
+        <w:rPr>
+          <w:rStyle w:val="VerbatimChar"/>
+        </w:rPr>
+        <w:t xml:space="preserve">&gt; **ℹ️ Prompt pertama memakan waktu lebih lama** Prompt pertama pada area baru memerlukan pengodean fitur gambar (beberapa detik hingga menit tergantung ukuran gambar dan perangkat keras). Prompt berikutnya di area yang sama dimuat dari *cache* dengan kecepatan **milidetik**.</w:t>
+      </w:r>
+      <w:r>
+        <w:br/>
+      </w:r>
+      <w:r>
+        <w:br/>
+      </w:r>
+      <w:r>
+        <w:rPr>
+          <w:rStyle w:val="VerbatimChar"/>
+        </w:rPr>
+        <w:t xml:space="preserve">## Langkah 4: Perhalus dengan Lebih Banyak Prompts</w:t>
+      </w:r>
+      <w:r>
+        <w:br/>
+      </w:r>
+      <w:r>
+        <w:br/>
+      </w:r>
+      <w:r>
+        <w:rPr>
+          <w:rStyle w:val="VerbatimChar"/>
+        </w:rPr>
+        <w:t xml:space="preserve">-   **Tambahkan titik latar belakang:** Klik **BG**, lalu klik pada area yang ingin Anda *kecualikan* dari segmentasi.</w:t>
+      </w:r>
+      <w:r>
+        <w:br/>
+      </w:r>
+      <w:r>
+        <w:rPr>
+          <w:rStyle w:val="VerbatimChar"/>
+        </w:rPr>
+        <w:t xml:space="preserve">-   **Tambahkan titik latar depan:** Klik **FG**, lalu klik pada area yang ingin Anda *sertakan* dalam segmentasi.</w:t>
+      </w:r>
+      <w:r>
+        <w:br/>
+      </w:r>
+      <w:r>
+        <w:rPr>
+          <w:rStyle w:val="VerbatimChar"/>
+        </w:rPr>
+        <w:t xml:space="preserve">-   **Urungkan prompt terakhir:** Tekan **Z** atau klik **Undo**.</w:t>
+      </w:r>
+      <w:r>
+        <w:br/>
+      </w:r>
+      <w:r>
+        <w:rPr>
+          <w:rStyle w:val="VerbatimChar"/>
+        </w:rPr>
+        <w:t xml:space="preserve">-   **Hapus semua prompt:** Tekan **C** atau klik **Clear**.</w:t>
+      </w:r>
+      <w:r>
+        <w:br/>
+      </w:r>
+      <w:r>
+        <w:br/>
+      </w:r>
+      <w:r>
+        <w:rPr>
+          <w:rStyle w:val="VerbatimChar"/>
+        </w:rPr>
+        <w:t xml:space="preserve">Anda dapat menggabungkan beberapa prompt untuk menyempurnakan segmentasi satu objek.</w:t>
+      </w:r>
+      <w:r>
+        <w:br/>
+      </w:r>
+      <w:r>
+        <w:br/>
+      </w:r>
+      <w:r>
+        <w:rPr>
+          <w:rStyle w:val="VerbatimChar"/>
+        </w:rPr>
+        <w:t xml:space="preserve">## Langkah 5: Simpan Hasilnya</w:t>
+      </w:r>
+      <w:r>
+        <w:br/>
+      </w:r>
+      <w:r>
+        <w:br/>
+      </w:r>
+      <w:r>
+        <w:rPr>
+          <w:rStyle w:val="VerbatimChar"/>
+        </w:rPr>
+        <w:t xml:space="preserve">Ketika Anda puas dengan segmentasi tersebut, tekan **S** atau klik **Save** untuk menyimpan poligon segmentasi saat ini.</w:t>
+      </w:r>
+      <w:r>
+        <w:br/>
+      </w:r>
+      <w:r>
+        <w:br/>
+      </w:r>
+      <w:r>
+        <w:rPr>
+          <w:rStyle w:val="VerbatimChar"/>
+        </w:rPr>
+        <w:t xml:space="preserve">## Langkah 6: Pindah ke Objek Berikutnya</w:t>
+      </w:r>
+      <w:r>
+        <w:br/>
+      </w:r>
+      <w:r>
+        <w:br/>
+      </w:r>
+      <w:r>
+        <w:rPr>
+          <w:rStyle w:val="VerbatimChar"/>
+        </w:rPr>
+        <w:t xml:space="preserve">Tekan **C** untuk menghapus prompt, lalu ulangi Langkah 3-5 untuk objek berikutnya.</w:t>
+      </w:r>
+      <w:r>
+        <w:br/>
+      </w:r>
+      <w:r>
+        <w:br/>
+      </w:r>
+      <w:r>
+        <w:rPr>
+          <w:rStyle w:val="VerbatimChar"/>
+        </w:rPr>
+        <w:t xml:space="preserve">&gt; **⚠️ Ingat** SAM menyegmentasi **satu objek dalam satu waktu**. Selalu simpan hasil Anda sebelum menghapus prompt dan pindah ke objek berikutnya.</w:t>
       </w:r>
       <w:r>
         <w:br/>
